--- a/Study-Plan/03_Month_02_Advanced_DotNet_SQL_Concurrency.docx
+++ b/Study-Plan/03_Month_02_Advanced_DotNet_SQL_Concurrency.docx
@@ -17,7 +17,7 @@
       </w:pPr>
       <w:r>
         <w:rPr/>
-        <w:t xml:space="preserve">Document 03 of 15 - Weeks 5 to 8. The month that makes you dangerous in a .NET interview.</w:t>
+        <w:t xml:space="preserve">Document 03 - Weeks 5 to 8. The month that makes you dangerous in a .NET interview.</w:t>
       </w:r>
     </w:p>
     <w:p>
